--- a/09_MANUALES/EN/WORD/09_Operator_User_Manual.docx
+++ b/09_MANUALES/EN/WORD/09_Operator_User_Manual.docx
@@ -72,7 +72,7 @@
         <w:pStyle w:val="BodyText"/>
       </w:pPr>
       <w:r>
-        <w:t xml:space="preserve">Manual Type: User Manual for the Operator Role (web application and Android mobile application) · Version 1.0</w:t>
+        <w:t xml:space="preserve">Manual Type: User Manual for the Operator Role (web application and Android mobile application) · Version 1.1</w:t>
       </w:r>
     </w:p>
     <w:bookmarkStart w:id="9" w:name="version-control"/>
@@ -239,7 +239,69 @@
               <w:t xml:space="preserve"> </w:t>
             </w:r>
             <w:r>
-              <w:t xml:space="preserve">option of the operator, which exist on the web and were not documented (10.7 and 10.8), and mobile application version 1.1.0 (10.9). New screenshots of the operator's profile and settings.</w:t>
+              <w:t xml:space="preserve">option of the operator, which exist on the web and were not documented (10.7 and 10.8), and the mobile application (10.9). New screenshots of the operator's profile and settings.</w:t>
+            </w:r>
+          </w:p>
+        </w:tc>
+        <w:tc>
+          <w:tcPr/>
+          <w:p>
+            <w:pPr>
+              <w:pStyle w:val="Compact"/>
+            </w:pPr>
+            <w:r>
+              <w:t xml:space="preserve">Development team</w:t>
+            </w:r>
+          </w:p>
+        </w:tc>
+      </w:tr>
+      <w:tr>
+        <w:tc>
+          <w:tcPr/>
+          <w:p>
+            <w:pPr>
+              <w:pStyle w:val="Compact"/>
+            </w:pPr>
+            <w:r>
+              <w:t xml:space="preserve">1.1</w:t>
+            </w:r>
+          </w:p>
+        </w:tc>
+        <w:tc>
+          <w:tcPr/>
+          <w:p>
+            <w:pPr>
+              <w:pStyle w:val="Compact"/>
+            </w:pPr>
+            <w:r>
+              <w:t xml:space="preserve">2026-10-26</w:t>
+            </w:r>
+          </w:p>
+        </w:tc>
+        <w:tc>
+          <w:tcPr/>
+          <w:p>
+            <w:pPr>
+              <w:pStyle w:val="Compact"/>
+            </w:pPr>
+            <w:r>
+              <w:t xml:space="preserve">Mobile application 1.1.1 with APK</w:t>
+            </w:r>
+            <w:r>
+              <w:t xml:space="preserve"> </w:t>
+            </w:r>
+            <w:r>
+              <w:rPr>
+                <w:i/>
+                <w:iCs/>
+              </w:rPr>
+              <w:t xml:space="preserve">versionCode</w:t>
+            </w:r>
+            <w:r>
+              <w:t xml:space="preserve"> </w:t>
+            </w:r>
+            <w:r>
+              <w:t xml:space="preserve">6 and the over-the-air update published (10.9).</w:t>
             </w:r>
           </w:p>
         </w:tc>
@@ -7682,7 +7744,23 @@
         <w:t xml:space="preserve"> </w:t>
       </w:r>
       <w:r>
-        <w:t xml:space="preserve">application (version 1.1.0, published on October 26, 2026) offers the operator the same functions as the web, with the same rules and the same data: a service started in the app appears started on the web and vice versa. It is the most practical way to work in the washing area.</w:t>
+        <w:t xml:space="preserve">application (version 1.1.1, APK</w:t>
+      </w:r>
+      <w:r>
+        <w:t xml:space="preserve"> </w:t>
+      </w:r>
+      <w:r>
+        <w:rPr>
+          <w:i/>
+          <w:iCs/>
+        </w:rPr>
+        <w:t xml:space="preserve">versionCode</w:t>
+      </w:r>
+      <w:r>
+        <w:t xml:space="preserve"> </w:t>
+      </w:r>
+      <w:r>
+        <w:t xml:space="preserve">6, published on October 26, 2026) offers the operator the same functions as the web, with the same rules and the same data: a service started in the app appears started on the web and vice versa. It is the most practical way to work in the washing area.</w:t>
       </w:r>
     </w:p>
     <w:p>

--- a/09_MANUALES/EN/WORD/09_Operator_User_Manual.docx
+++ b/09_MANUALES/EN/WORD/09_Operator_User_Manual.docx
@@ -2,7 +2,7 @@
 <file path=word/document.xml><?xml version="1.0" encoding="utf-8"?>
 <w:document xmlns:w="http://schemas.openxmlformats.org/wordprocessingml/2006/main" xmlns:m="http://schemas.openxmlformats.org/officeDocument/2006/math" xmlns:r="http://schemas.openxmlformats.org/officeDocument/2006/relationships" xmlns:o="urn:schemas-microsoft-com:office:office" xmlns:v="urn:schemas-microsoft-com:vml" xmlns:w10="urn:schemas-microsoft-com:office:word" xmlns:a="http://schemas.openxmlformats.org/drawingml/2006/main" xmlns:pic="http://schemas.openxmlformats.org/drawingml/2006/picture" xmlns:wp="http://schemas.openxmlformats.org/drawingml/2006/wordprocessingDrawing">
   <w:body>
-    <w:bookmarkStart w:id="104" w:name="operator-user-manual"/>
+    <w:bookmarkStart w:id="116" w:name="operator-user-manual"/>
     <w:p>
       <w:pPr>
         <w:pStyle w:val="Heading1"/>
@@ -72,7 +72,7 @@
         <w:pStyle w:val="BodyText"/>
       </w:pPr>
       <w:r>
-        <w:t xml:space="preserve">Manual Type: User Manual for the Operator Role (web application and Android mobile application) · Version 1.1</w:t>
+        <w:t xml:space="preserve">Manual Type: User Manual for the Operator Role (web application and Android mobile application) · Version 1.2</w:t>
       </w:r>
     </w:p>
     <w:bookmarkStart w:id="9" w:name="version-control"/>
@@ -317,6 +317,52 @@
           </w:p>
         </w:tc>
       </w:tr>
+      <w:tr>
+        <w:tc>
+          <w:tcPr/>
+          <w:p>
+            <w:pPr>
+              <w:pStyle w:val="Compact"/>
+            </w:pPr>
+            <w:r>
+              <w:t xml:space="preserve">1.2</w:t>
+            </w:r>
+          </w:p>
+        </w:tc>
+        <w:tc>
+          <w:tcPr/>
+          <w:p>
+            <w:pPr>
+              <w:pStyle w:val="Compact"/>
+            </w:pPr>
+            <w:r>
+              <w:t xml:space="preserve">2026-10-27</w:t>
+            </w:r>
+          </w:p>
+        </w:tc>
+        <w:tc>
+          <w:tcPr/>
+          <w:p>
+            <w:pPr>
+              <w:pStyle w:val="Compact"/>
+            </w:pPr>
+            <w:r>
+              <w:t xml:space="preserve">Mobile application screenshots (Figures 15 to 18) in section 10.9; logging out becomes Figure 19.</w:t>
+            </w:r>
+          </w:p>
+        </w:tc>
+        <w:tc>
+          <w:tcPr/>
+          <w:p>
+            <w:pPr>
+              <w:pStyle w:val="Compact"/>
+            </w:pPr>
+            <w:r>
+              <w:t xml:space="preserve">Development team</w:t>
+            </w:r>
+          </w:p>
+        </w:tc>
+      </w:tr>
     </w:tbl>
     <w:p>
       <w:pPr>
@@ -1390,7 +1436,7 @@
         <w:pStyle w:val="FirstParagraph"/>
       </w:pPr>
       <w:r>
-        <w:t xml:space="preserve">The figures in this manual are real screenshots of the system running with test accounts and data, ordered according to the operator's workflow. The screenshots of the operator's profile and settings were taken on October 26, 2026; the others are from October 19, 2026 and correspond to screens that have not changed since then. Their source is explained in Annex A.</w:t>
+        <w:t xml:space="preserve">The figures in this manual are real screenshots of the system running with test accounts and data, ordered according to the operator's workflow. The screenshots of the operator's profile and settings were taken on October 26, 2026; the others are from October 19, 2026 and correspond to screens that have not changed since then. Figures 15 to 18 are from the mobile application. Their source is explained in Annex A.</w:t>
       </w:r>
     </w:p>
     <w:bookmarkEnd w:id="18"/>
@@ -3727,7 +3773,7 @@
       </w:r>
     </w:p>
     <w:bookmarkEnd w:id="42"/>
-    <w:bookmarkStart w:id="79" w:name="Xf40aa9a0f052b86485ae7d85ee52ac1da0881c6"/>
+    <w:bookmarkStart w:id="91" w:name="Xf40aa9a0f052b86485ae7d85ee52ac1da0881c6"/>
     <w:p>
       <w:pPr>
         <w:pStyle w:val="Heading2"/>
@@ -7714,7 +7760,7 @@
       </w:r>
     </w:p>
     <w:bookmarkEnd w:id="77"/>
-    <w:bookmarkStart w:id="78" w:name="Xb47d6abf20e2cb7a1befb988628104a5a301c36"/>
+    <w:bookmarkStart w:id="90" w:name="Xb47d6abf20e2cb7a1befb988628104a5a301c36"/>
     <w:p>
       <w:pPr>
         <w:pStyle w:val="Heading3"/>
@@ -8289,6 +8335,308 @@
           <w:b/>
           <w:bCs/>
         </w:rPr>
+        <w:t xml:space="preserve">Figure 15</w:t>
+      </w:r>
+    </w:p>
+    <w:p>
+      <w:pPr>
+        <w:pStyle w:val="BodyText"/>
+      </w:pPr>
+      <w:r>
+        <w:rPr>
+          <w:i/>
+          <w:iCs/>
+        </w:rPr>
+        <w:t xml:space="preserve">Operator Home in the Mobile App</w:t>
+      </w:r>
+    </w:p>
+    <w:p>
+      <w:pPr>
+        <w:pStyle w:val="BodyText"/>
+      </w:pPr>
+      <w:r>
+        <w:drawing>
+          <wp:inline>
+            <wp:extent cx="5334000" cy="11557904"/>
+            <wp:effectExtent b="0" l="0" r="0" t="0"/>
+            <wp:docPr descr="Operator Home in the Mobile App" title="" id="79" name="Picture"/>
+            <a:graphic>
+              <a:graphicData uri="http://schemas.openxmlformats.org/drawingml/2006/picture">
+                <pic:pic>
+                  <pic:nvPicPr>
+                    <pic:cNvPr descr="capturas/operator-16-mobile-app-home.jpg" id="80" name="Picture"/>
+                    <pic:cNvPicPr>
+                      <a:picLocks noChangeArrowheads="1" noChangeAspect="1"/>
+                    </pic:cNvPicPr>
+                  </pic:nvPicPr>
+                  <pic:blipFill>
+                    <a:blip r:embed="rId78"/>
+                    <a:stretch>
+                      <a:fillRect/>
+                    </a:stretch>
+                  </pic:blipFill>
+                  <pic:spPr bwMode="auto">
+                    <a:xfrm>
+                      <a:off x="0" y="0"/>
+                      <a:ext cx="5334000" cy="11557904"/>
+                    </a:xfrm>
+                    <a:prstGeom prst="rect">
+                      <a:avLst/>
+                    </a:prstGeom>
+                    <a:noFill/>
+                    <a:ln w="9525">
+                      <a:noFill/>
+                      <a:headEnd/>
+                      <a:tailEnd/>
+                    </a:ln>
+                  </pic:spPr>
+                </pic:pic>
+              </a:graphicData>
+            </a:graphic>
+          </wp:inline>
+        </w:drawing>
+      </w:r>
+    </w:p>
+    <w:p>
+      <w:pPr>
+        <w:pStyle w:val="BodyText"/>
+      </w:pPr>
+      <w:r>
+        <w:rPr>
+          <w:b/>
+          <w:bCs/>
+        </w:rPr>
+        <w:t xml:space="preserve">Figure 16</w:t>
+      </w:r>
+    </w:p>
+    <w:p>
+      <w:pPr>
+        <w:pStyle w:val="BodyText"/>
+      </w:pPr>
+      <w:r>
+        <w:rPr>
+          <w:i/>
+          <w:iCs/>
+        </w:rPr>
+        <w:t xml:space="preserve">Schedule in the Mobile App (Week View)</w:t>
+      </w:r>
+    </w:p>
+    <w:p>
+      <w:pPr>
+        <w:pStyle w:val="BodyText"/>
+      </w:pPr>
+      <w:r>
+        <w:drawing>
+          <wp:inline>
+            <wp:extent cx="5334000" cy="11557904"/>
+            <wp:effectExtent b="0" l="0" r="0" t="0"/>
+            <wp:docPr descr="Schedule in the Mobile App (Week View)" title="" id="82" name="Picture"/>
+            <a:graphic>
+              <a:graphicData uri="http://schemas.openxmlformats.org/drawingml/2006/picture">
+                <pic:pic>
+                  <pic:nvPicPr>
+                    <pic:cNvPr descr="capturas/operator-17-mobile-app-schedule.jpg" id="83" name="Picture"/>
+                    <pic:cNvPicPr>
+                      <a:picLocks noChangeArrowheads="1" noChangeAspect="1"/>
+                    </pic:cNvPicPr>
+                  </pic:nvPicPr>
+                  <pic:blipFill>
+                    <a:blip r:embed="rId81"/>
+                    <a:stretch>
+                      <a:fillRect/>
+                    </a:stretch>
+                  </pic:blipFill>
+                  <pic:spPr bwMode="auto">
+                    <a:xfrm>
+                      <a:off x="0" y="0"/>
+                      <a:ext cx="5334000" cy="11557904"/>
+                    </a:xfrm>
+                    <a:prstGeom prst="rect">
+                      <a:avLst/>
+                    </a:prstGeom>
+                    <a:noFill/>
+                    <a:ln w="9525">
+                      <a:noFill/>
+                      <a:headEnd/>
+                      <a:tailEnd/>
+                    </a:ln>
+                  </pic:spPr>
+                </pic:pic>
+              </a:graphicData>
+            </a:graphic>
+          </wp:inline>
+        </w:drawing>
+      </w:r>
+    </w:p>
+    <w:p>
+      <w:pPr>
+        <w:pStyle w:val="BodyText"/>
+      </w:pPr>
+      <w:r>
+        <w:rPr>
+          <w:b/>
+          <w:bCs/>
+        </w:rPr>
+        <w:t xml:space="preserve">Figure 17</w:t>
+      </w:r>
+    </w:p>
+    <w:p>
+      <w:pPr>
+        <w:pStyle w:val="BodyText"/>
+      </w:pPr>
+      <w:r>
+        <w:rPr>
+          <w:i/>
+          <w:iCs/>
+        </w:rPr>
+        <w:t xml:space="preserve">Assigned Services in the Mobile App</w:t>
+      </w:r>
+    </w:p>
+    <w:p>
+      <w:pPr>
+        <w:pStyle w:val="BodyText"/>
+      </w:pPr>
+      <w:r>
+        <w:drawing>
+          <wp:inline>
+            <wp:extent cx="5334000" cy="11557904"/>
+            <wp:effectExtent b="0" l="0" r="0" t="0"/>
+            <wp:docPr descr="Assigned Services in the Mobile App" title="" id="85" name="Picture"/>
+            <a:graphic>
+              <a:graphicData uri="http://schemas.openxmlformats.org/drawingml/2006/picture">
+                <pic:pic>
+                  <pic:nvPicPr>
+                    <pic:cNvPr descr="capturas/operator-18-mobile-app-assigned-services.jpg" id="86" name="Picture"/>
+                    <pic:cNvPicPr>
+                      <a:picLocks noChangeArrowheads="1" noChangeAspect="1"/>
+                    </pic:cNvPicPr>
+                  </pic:nvPicPr>
+                  <pic:blipFill>
+                    <a:blip r:embed="rId84"/>
+                    <a:stretch>
+                      <a:fillRect/>
+                    </a:stretch>
+                  </pic:blipFill>
+                  <pic:spPr bwMode="auto">
+                    <a:xfrm>
+                      <a:off x="0" y="0"/>
+                      <a:ext cx="5334000" cy="11557904"/>
+                    </a:xfrm>
+                    <a:prstGeom prst="rect">
+                      <a:avLst/>
+                    </a:prstGeom>
+                    <a:noFill/>
+                    <a:ln w="9525">
+                      <a:noFill/>
+                      <a:headEnd/>
+                      <a:tailEnd/>
+                    </a:ln>
+                  </pic:spPr>
+                </pic:pic>
+              </a:graphicData>
+            </a:graphic>
+          </wp:inline>
+        </w:drawing>
+      </w:r>
+    </w:p>
+    <w:p>
+      <w:pPr>
+        <w:pStyle w:val="BodyText"/>
+      </w:pPr>
+      <w:r>
+        <w:rPr>
+          <w:i/>
+          <w:iCs/>
+        </w:rPr>
+        <w:t xml:space="preserve">Note.</w:t>
+      </w:r>
+      <w:r>
+        <w:t xml:space="preserve"> </w:t>
+      </w:r>
+      <w:r>
+        <w:t xml:space="preserve">At the end of the list there is a service whose end time passed more than 4 hours ago, with the notice that it can no longer be started.</w:t>
+      </w:r>
+    </w:p>
+    <w:p>
+      <w:pPr>
+        <w:pStyle w:val="BodyText"/>
+      </w:pPr>
+      <w:r>
+        <w:rPr>
+          <w:b/>
+          <w:bCs/>
+        </w:rPr>
+        <w:t xml:space="preserve">Figure 18</w:t>
+      </w:r>
+    </w:p>
+    <w:p>
+      <w:pPr>
+        <w:pStyle w:val="BodyText"/>
+      </w:pPr>
+      <w:r>
+        <w:rPr>
+          <w:i/>
+          <w:iCs/>
+        </w:rPr>
+        <w:t xml:space="preserve">Operator More Menu in the Mobile App</w:t>
+      </w:r>
+    </w:p>
+    <w:p>
+      <w:pPr>
+        <w:pStyle w:val="BodyText"/>
+      </w:pPr>
+      <w:r>
+        <w:drawing>
+          <wp:inline>
+            <wp:extent cx="5334000" cy="11557904"/>
+            <wp:effectExtent b="0" l="0" r="0" t="0"/>
+            <wp:docPr descr="Operator More Menu in the Mobile App" title="" id="88" name="Picture"/>
+            <a:graphic>
+              <a:graphicData uri="http://schemas.openxmlformats.org/drawingml/2006/picture">
+                <pic:pic>
+                  <pic:nvPicPr>
+                    <pic:cNvPr descr="capturas/operator-19-mobile-app-more-menu.jpg" id="89" name="Picture"/>
+                    <pic:cNvPicPr>
+                      <a:picLocks noChangeArrowheads="1" noChangeAspect="1"/>
+                    </pic:cNvPicPr>
+                  </pic:nvPicPr>
+                  <pic:blipFill>
+                    <a:blip r:embed="rId87"/>
+                    <a:stretch>
+                      <a:fillRect/>
+                    </a:stretch>
+                  </pic:blipFill>
+                  <pic:spPr bwMode="auto">
+                    <a:xfrm>
+                      <a:off x="0" y="0"/>
+                      <a:ext cx="5334000" cy="11557904"/>
+                    </a:xfrm>
+                    <a:prstGeom prst="rect">
+                      <a:avLst/>
+                    </a:prstGeom>
+                    <a:noFill/>
+                    <a:ln w="9525">
+                      <a:noFill/>
+                      <a:headEnd/>
+                      <a:tailEnd/>
+                    </a:ln>
+                  </pic:spPr>
+                </pic:pic>
+              </a:graphicData>
+            </a:graphic>
+          </wp:inline>
+        </w:drawing>
+      </w:r>
+    </w:p>
+    <w:p>
+      <w:pPr>
+        <w:pStyle w:val="BodyText"/>
+      </w:pPr>
+      <w:r>
+        <w:rPr>
+          <w:b/>
+          <w:bCs/>
+        </w:rPr>
         <w:t xml:space="preserve">Push notifications.</w:t>
       </w:r>
       <w:r>
@@ -8358,9 +8706,9 @@
         <w:t xml:space="preserve">. On a shared phone, the operator must always log out at the end of the working day.</w:t>
       </w:r>
     </w:p>
-    <w:bookmarkEnd w:id="78"/>
-    <w:bookmarkEnd w:id="79"/>
-    <w:bookmarkStart w:id="80" w:name="X4f34fcd2baa3c6c2113ad2dab038370b4f193c3"/>
+    <w:bookmarkEnd w:id="90"/>
+    <w:bookmarkEnd w:id="91"/>
+    <w:bookmarkStart w:id="92" w:name="X4f34fcd2baa3c6c2113ad2dab038370b4f193c3"/>
     <w:p>
       <w:pPr>
         <w:pStyle w:val="Heading2"/>
@@ -9080,8 +9428,8 @@
         <w:t xml:space="preserve">Texts taken from the English translation files of the web application and the mobile application.</w:t>
       </w:r>
     </w:p>
-    <w:bookmarkEnd w:id="80"/>
-    <w:bookmarkStart w:id="84" w:name="X4c17fc38dd633d427028e770c213bfe3965e315"/>
+    <w:bookmarkEnd w:id="92"/>
+    <w:bookmarkStart w:id="96" w:name="X4c17fc38dd633d427028e770c213bfe3965e315"/>
     <w:p>
       <w:pPr>
         <w:pStyle w:val="Heading2"/>
@@ -9221,7 +9569,7 @@
           <w:b/>
           <w:bCs/>
         </w:rPr>
-        <w:t xml:space="preserve">Figure 15</w:t>
+        <w:t xml:space="preserve">Figure 19</w:t>
       </w:r>
     </w:p>
     <w:p>
@@ -9245,18 +9593,18 @@
           <wp:inline>
             <wp:extent cx="5334000" cy="3201961"/>
             <wp:effectExtent b="0" l="0" r="0" t="0"/>
-            <wp:docPr descr="Log Out Confirmation" title="" id="82" name="Picture"/>
+            <wp:docPr descr="Log Out Confirmation" title="" id="94" name="Picture"/>
             <a:graphic>
               <a:graphicData uri="http://schemas.openxmlformats.org/drawingml/2006/picture">
                 <pic:pic>
                   <pic:nvPicPr>
-                    <pic:cNvPr descr="capturas/operator-15-log-out-confirmation.jpg" id="83" name="Picture"/>
+                    <pic:cNvPr descr="capturas/operator-15-log-out-confirmation.jpg" id="95" name="Picture"/>
                     <pic:cNvPicPr>
                       <a:picLocks noChangeArrowheads="1" noChangeAspect="1"/>
                     </pic:cNvPicPr>
                   </pic:nvPicPr>
                   <pic:blipFill>
-                    <a:blip r:embed="rId81"/>
+                    <a:blip r:embed="rId93"/>
                     <a:stretch>
                       <a:fillRect/>
                     </a:stretch>
@@ -9283,8 +9631,8 @@
         </w:drawing>
       </w:r>
     </w:p>
-    <w:bookmarkEnd w:id="84"/>
-    <w:bookmarkStart w:id="95" w:name="X7a4913db6cb1b3c4cb6c122beacaf68da4b3196"/>
+    <w:bookmarkEnd w:id="96"/>
+    <w:bookmarkStart w:id="107" w:name="X7a4913db6cb1b3c4cb6c122beacaf68da4b3196"/>
     <w:p>
       <w:pPr>
         <w:pStyle w:val="Heading2"/>
@@ -9293,7 +9641,7 @@
         <w:t xml:space="preserve">13. Frequently Asked Questions</w:t>
       </w:r>
     </w:p>
-    <w:bookmarkStart w:id="85" w:name="how-do-i-get-my-operator-account"/>
+    <w:bookmarkStart w:id="97" w:name="how-do-i-get-my-operator-account"/>
     <w:p>
       <w:pPr>
         <w:pStyle w:val="Heading5"/>
@@ -9310,8 +9658,8 @@
         <w:t xml:space="preserve">The administrator of the business creates it and gives you the email and a temporary password. The registration form of the website only creates customer accounts.</w:t>
       </w:r>
     </w:p>
-    <w:bookmarkEnd w:id="85"/>
-    <w:bookmarkStart w:id="86" w:name="what-do-i-do-if-i-forgot-my-password"/>
+    <w:bookmarkEnd w:id="97"/>
+    <w:bookmarkStart w:id="98" w:name="what-do-i-do-if-i-forgot-my-password"/>
     <w:p>
       <w:pPr>
         <w:pStyle w:val="Heading5"/>
@@ -9328,8 +9676,8 @@
         <w:t xml:space="preserve">On the login screen, click "Forgot your password?" and follow the three steps of section 8.3. The code arrives at the email of your account.</w:t>
       </w:r>
     </w:p>
-    <w:bookmarkEnd w:id="86"/>
-    <w:bookmarkStart w:id="87" w:name="i-cannot-start-a-service-why"/>
+    <w:bookmarkEnd w:id="98"/>
+    <w:bookmarkStart w:id="99" w:name="i-cannot-start-a-service-why"/>
     <w:p>
       <w:pPr>
         <w:pStyle w:val="Heading5"/>
@@ -9346,8 +9694,8 @@
         <w:t xml:space="preserve">A service can be started from 15 minutes before the booked time (before that, the system says from what time) and up to 4 hours after its end time (afterwards it answers that it can no longer be started), only if it is assigned to you, and only when you do not have another service in progress. If the service is yours and the problem continues, inform the administrator.</w:t>
       </w:r>
     </w:p>
-    <w:bookmarkEnd w:id="87"/>
-    <w:bookmarkStart w:id="88" w:name="X9e85408571aaec0f6645b6dbd7ce307bd2e8df9"/>
+    <w:bookmarkEnd w:id="99"/>
+    <w:bookmarkStart w:id="100" w:name="X9e85408571aaec0f6645b6dbd7ce307bd2e8df9"/>
     <w:p>
       <w:pPr>
         <w:pStyle w:val="Heading5"/>
@@ -9393,8 +9741,8 @@
         <w:t xml:space="preserve">; the system accepts it even if it is late. If you can no longer do it, tell the administrator that the vehicle was served, so the booking is closed as attended and not as No show.</w:t>
       </w:r>
     </w:p>
-    <w:bookmarkEnd w:id="88"/>
-    <w:bookmarkStart w:id="89" w:name="why-did-a-service-disappear-from-my-list"/>
+    <w:bookmarkEnd w:id="100"/>
+    <w:bookmarkStart w:id="101" w:name="why-did-a-service-disappear-from-my-list"/>
     <w:p>
       <w:pPr>
         <w:pStyle w:val="Heading5"/>
@@ -9427,8 +9775,8 @@
         <w:t xml:space="preserve">tab of the history.</w:t>
       </w:r>
     </w:p>
-    <w:bookmarkEnd w:id="89"/>
-    <w:bookmarkStart w:id="90" w:name="Xd76d6dca3f31d9dd6b89519a1c7f92fc8a0f7dc"/>
+    <w:bookmarkEnd w:id="101"/>
+    <w:bookmarkStart w:id="102" w:name="Xd76d6dca3f31d9dd6b89519a1c7f92fc8a0f7dc"/>
     <w:p>
       <w:pPr>
         <w:pStyle w:val="Heading5"/>
@@ -9445,8 +9793,8 @@
         <w:t xml:space="preserve">No. Reschedules and reassignments are made by the administrator.</w:t>
       </w:r>
     </w:p>
-    <w:bookmarkEnd w:id="90"/>
-    <w:bookmarkStart w:id="91" w:name="Xae305c8397b9868f8238b87c858b8afdb7d37a9"/>
+    <w:bookmarkEnd w:id="102"/>
+    <w:bookmarkStart w:id="103" w:name="Xae305c8397b9868f8238b87c858b8afdb7d37a9"/>
     <w:p>
       <w:pPr>
         <w:pStyle w:val="Heading5"/>
@@ -9463,8 +9811,8 @@
         <w:t xml:space="preserve">No. The cash payment is recorded by the administrator. The service information shows the payment method the customer chose when booking.</w:t>
       </w:r>
     </w:p>
-    <w:bookmarkEnd w:id="91"/>
-    <w:bookmarkStart w:id="92" w:name="X723e817d4e67fb6a4a58ce9096793b10b6a0d75"/>
+    <w:bookmarkEnd w:id="103"/>
+    <w:bookmarkStart w:id="104" w:name="X723e817d4e67fb6a4a58ce9096793b10b6a0d75"/>
     <w:p>
       <w:pPr>
         <w:pStyle w:val="Heading5"/>
@@ -9481,8 +9829,8 @@
         <w:t xml:space="preserve">No. Each operator sees and updates only the services assigned to them.</w:t>
       </w:r>
     </w:p>
-    <w:bookmarkEnd w:id="92"/>
-    <w:bookmarkStart w:id="93" w:name="Xa24d4884a0be1f896a70b38be06df2cfea02985"/>
+    <w:bookmarkEnd w:id="104"/>
+    <w:bookmarkStart w:id="105" w:name="Xa24d4884a0be1f896a70b38be06df2cfea02985"/>
     <w:p>
       <w:pPr>
         <w:pStyle w:val="Heading5"/>
@@ -9509,8 +9857,8 @@
         <w:t xml:space="preserve">shows the average, the total, and each rating with its comment. Rating is optional for the customer, so not every service has a rating.</w:t>
       </w:r>
     </w:p>
-    <w:bookmarkEnd w:id="93"/>
-    <w:bookmarkStart w:id="94" w:name="can-i-change-the-language-or-the-colors"/>
+    <w:bookmarkEnd w:id="105"/>
+    <w:bookmarkStart w:id="106" w:name="can-i-change-the-language-or-the-colors"/>
     <w:p>
       <w:pPr>
         <w:pStyle w:val="Heading5"/>
@@ -9527,9 +9875,9 @@
         <w:t xml:space="preserve">Yes. In Settings you can choose Spanish, English, French, or Portuguese and one of four color themes; the choice is saved in your account.</w:t>
       </w:r>
     </w:p>
-    <w:bookmarkEnd w:id="94"/>
-    <w:bookmarkEnd w:id="95"/>
-    <w:bookmarkStart w:id="96" w:name="X0fa6fbdd5490fe47b49d10c65f8bfca49160d19"/>
+    <w:bookmarkEnd w:id="106"/>
+    <w:bookmarkEnd w:id="107"/>
+    <w:bookmarkStart w:id="108" w:name="X0fa6fbdd5490fe47b49d10c65f8bfca49160d19"/>
     <w:p>
       <w:pPr>
         <w:pStyle w:val="Heading2"/>
@@ -9978,8 +10326,8 @@
         <w:t xml:space="preserve">Based on the glossary of the project documentation.</w:t>
       </w:r>
     </w:p>
-    <w:bookmarkEnd w:id="96"/>
-    <w:bookmarkStart w:id="100" w:name="references"/>
+    <w:bookmarkEnd w:id="108"/>
+    <w:bookmarkStart w:id="112" w:name="references"/>
     <w:p>
       <w:pPr>
         <w:pStyle w:val="Heading2"/>
@@ -10038,7 +10386,7 @@
       <w:r>
         <w:t xml:space="preserve"> </w:t>
       </w:r>
-      <w:hyperlink r:id="rId97">
+      <w:hyperlink r:id="rId109">
         <w:r>
           <w:rPr>
             <w:rStyle w:val="Hyperlink"/>
@@ -10073,7 +10421,7 @@
       <w:r>
         <w:t xml:space="preserve"> </w:t>
       </w:r>
-      <w:hyperlink r:id="rId98">
+      <w:hyperlink r:id="rId110">
         <w:r>
           <w:rPr>
             <w:rStyle w:val="Hyperlink"/>
@@ -10108,7 +10456,7 @@
       <w:r>
         <w:t xml:space="preserve"> </w:t>
       </w:r>
-      <w:hyperlink r:id="rId99">
+      <w:hyperlink r:id="rId111">
         <w:r>
           <w:rPr>
             <w:rStyle w:val="Hyperlink"/>
@@ -10117,8 +10465,8 @@
         </w:r>
       </w:hyperlink>
     </w:p>
-    <w:bookmarkEnd w:id="100"/>
-    <w:bookmarkStart w:id="103" w:name="X8cfa2d58357511abd614ba97b7597f227b1ab02"/>
+    <w:bookmarkEnd w:id="112"/>
+    <w:bookmarkStart w:id="115" w:name="X8cfa2d58357511abd614ba97b7597f227b1ab02"/>
     <w:p>
       <w:pPr>
         <w:pStyle w:val="Heading2"/>
@@ -10127,7 +10475,7 @@
         <w:t xml:space="preserve">15. Annexes</w:t>
       </w:r>
     </w:p>
-    <w:bookmarkStart w:id="101" w:name="annex-a-source-of-the-screenshots"/>
+    <w:bookmarkStart w:id="113" w:name="annex-a-source-of-the-screenshots"/>
     <w:p>
       <w:pPr>
         <w:pStyle w:val="Heading3"/>
@@ -10170,16 +10518,26 @@
         <w:t xml:space="preserve"> </w:t>
       </w:r>
       <w:r>
-        <w:t xml:space="preserve">branch, with the interface in English. Figures 13 and 14 were taken on October 26, 2026 with a test operator account; the others, on October 19, 2026, and correspond to screens that have not changed since then. Test accounts, vehicles, and bookings created only for the screenshots were used, so no real emails, ID numbers, phone numbers, or plates appear. If a screen changes in a future version, the corresponding screenshot must be taken again with the same file name in the</w:t>
-      </w:r>
-      <w:r>
-        <w:t xml:space="preserve"> </w:t>
+        <w:t xml:space="preserve">branch, with the interface in English. Figures 13 and 14 were taken on October 26, 2026 with a test operator account; the others, on October 19, 2026, and correspond to screens that have not changed since then. Test accounts, vehicles, and bookings created only for the screenshots were used, so no real emails, ID numbers, phone numbers, or plates appear. The mobile app screenshots were taken on October 27, 2026 with the app's code (</w:t>
       </w:r>
       <w:r>
         <w:rPr>
           <w:i/>
           <w:iCs/>
         </w:rPr>
+        <w:t xml:space="preserve">develop</w:t>
+      </w:r>
+      <w:r>
+        <w:t xml:space="preserve">, version 1.1.1) running in Expo's web mode, with the screen size and density of a phone (393 × 852 points, density 2.5), against the same local system and with the same test accounts. The screens are the app's; the only difference from the phone is that the status bar and the operating system permissions do not appear. If a screen changes in a future version, the corresponding screenshot must be taken again with the same file name in the</w:t>
+      </w:r>
+      <w:r>
+        <w:t xml:space="preserve"> </w:t>
+      </w:r>
+      <w:r>
+        <w:rPr>
+          <w:i/>
+          <w:iCs/>
+        </w:rPr>
         <w:t xml:space="preserve">capturas</w:t>
       </w:r>
       <w:r>
@@ -10189,8 +10547,8 @@
         <w:t xml:space="preserve">folder.</w:t>
       </w:r>
     </w:p>
-    <w:bookmarkEnd w:id="101"/>
-    <w:bookmarkStart w:id="102" w:name="annex-b-delivery-checklist"/>
+    <w:bookmarkEnd w:id="113"/>
+    <w:bookmarkStart w:id="114" w:name="annex-b-delivery-checklist"/>
     <w:p>
       <w:pPr>
         <w:pStyle w:val="Heading3"/>
@@ -10532,9 +10890,9 @@
         <w:t xml:space="preserve">Adapted from the checklist of the guide for writing software manuals (SENA, 2026).</w:t>
       </w:r>
     </w:p>
-    <w:bookmarkEnd w:id="102"/>
-    <w:bookmarkEnd w:id="103"/>
-    <w:bookmarkEnd w:id="104"/>
+    <w:bookmarkEnd w:id="114"/>
+    <w:bookmarkEnd w:id="115"/>
+    <w:bookmarkEnd w:id="116"/>
     <w:sectPr>
       <w:footnotePr>
         <w:numRestart w:val="eachSect"/>

--- a/09_MANUALES/EN/WORD/09_Operator_User_Manual.docx
+++ b/09_MANUALES/EN/WORD/09_Operator_User_Manual.docx
@@ -64,15 +64,15 @@
         <w:pStyle w:val="BodyText"/>
       </w:pPr>
       <w:r>
-        <w:t xml:space="preserve">October 26, 2026</w:t>
-      </w:r>
-    </w:p>
-    <w:p>
-      <w:pPr>
-        <w:pStyle w:val="BodyText"/>
-      </w:pPr>
-      <w:r>
-        <w:t xml:space="preserve">Manual Type: User Manual for the Operator Role (web application and Android mobile application) · Version 1.2</w:t>
+        <w:t xml:space="preserve">October 27, 2026</w:t>
+      </w:r>
+    </w:p>
+    <w:p>
+      <w:pPr>
+        <w:pStyle w:val="BodyText"/>
+      </w:pPr>
+      <w:r>
+        <w:t xml:space="preserve">Manual Type: User Manual for the Operator Role (web application and Android mobile application) · Version 1.3</w:t>
       </w:r>
     </w:p>
     <w:bookmarkStart w:id="9" w:name="version-control"/>
@@ -348,6 +348,65 @@
             </w:pPr>
             <w:r>
               <w:t xml:space="preserve">Mobile application screenshots (Figures 15 to 18) in section 10.9; logging out becomes Figure 19.</w:t>
+            </w:r>
+          </w:p>
+        </w:tc>
+        <w:tc>
+          <w:tcPr/>
+          <w:p>
+            <w:pPr>
+              <w:pStyle w:val="Compact"/>
+            </w:pPr>
+            <w:r>
+              <w:t xml:space="preserve">Development team</w:t>
+            </w:r>
+          </w:p>
+        </w:tc>
+      </w:tr>
+      <w:tr>
+        <w:tc>
+          <w:tcPr/>
+          <w:p>
+            <w:pPr>
+              <w:pStyle w:val="Compact"/>
+            </w:pPr>
+            <w:r>
+              <w:t xml:space="preserve">1.3</w:t>
+            </w:r>
+          </w:p>
+        </w:tc>
+        <w:tc>
+          <w:tcPr/>
+          <w:p>
+            <w:pPr>
+              <w:pStyle w:val="Compact"/>
+            </w:pPr>
+            <w:r>
+              <w:t xml:space="preserve">2026-10-27</w:t>
+            </w:r>
+          </w:p>
+        </w:tc>
+        <w:tc>
+          <w:tcPr/>
+          <w:p>
+            <w:pPr>
+              <w:pStyle w:val="Compact"/>
+            </w:pPr>
+            <w:r>
+              <w:t xml:space="preserve">Reference of the mobile application with repository version</w:t>
+            </w:r>
+            <w:r>
+              <w:t xml:space="preserve"> </w:t>
+            </w:r>
+            <w:r>
+              <w:rPr>
+                <w:i/>
+                <w:iCs/>
+              </w:rPr>
+              <w:t xml:space="preserve">v1.1.2</w:t>
+            </w:r>
+            <w:r>
+              <w:t xml:space="preserve">, of October 27, 2026 (References).</w:t>
             </w:r>
           </w:p>
         </w:tc>
@@ -10451,7 +10510,7 @@
         <w:t xml:space="preserve"> </w:t>
       </w:r>
       <w:r>
-        <w:t xml:space="preserve">(version 1.1.0) [Computer software]. GitHub.</w:t>
+        <w:t xml:space="preserve">(version 1.1.2) [Computer software]. GitHub.</w:t>
       </w:r>
       <w:r>
         <w:t xml:space="preserve"> </w:t>
